--- a/article/docs/03-empirical-software-engineering.docx
+++ b/article/docs/03-empirical-software-engineering.docx
@@ -1502,6 +1502,14 @@
       </w:pPr>
       <w:r>
         <w:t xml:space="preserve">Mechanism inspection produces a separate correction. The container-oriented dv7 curriculum achieves 20/20 coalition matches where exp-017 achieves 0/20. Yet none of those 20 dv7 outputs declares a container-family command. The measured improvement survives, but a claim that container execution caused it does not. The subset contains one coalition plan, which also rules out treating the result as complete coverage of its source book.</w:t>
+      </w:r>
+    </w:p>
+    <w:p>
+      <w:pPr>
+        <w:pStyle w:val="Normal"/>
+      </w:pPr>
+      <w:r>
+        <w:t xml:space="preserve">Table 3 summarizes how these findings change the permissible interpretation while retaining the underlying observations.</w:t>
       </w:r>
     </w:p>
     <w:p>
@@ -2201,6 +2209,7 @@
     <w:p>
       <w:pPr>
         <w:pStyle w:val="Reference"/>
+        <w:keepNext/>
       </w:pPr>
       <w:r>
         <w:t xml:space="preserve">Dwork, C., Feldman, V., Hardt, M., Pitassi, T., Reingold, O., &amp; Roth, A. (2015). The reusable holdout: Preserving validity in adaptive data analysis. </w:t>
@@ -2230,6 +2239,7 @@
     <w:p>
       <w:pPr>
         <w:pStyle w:val="Reference"/>
+        <w:keepNext/>
       </w:pPr>
       <w:r>
         <w:t xml:space="preserve">Gao, L., Madaan, A., Zhou, S., Alon, U., Liu, P., Yang, Y., Callan, J., &amp; Neubig, G. (2023). PAL: Program-aided Language Models. </w:t>
@@ -2259,6 +2269,7 @@
     <w:p>
       <w:pPr>
         <w:pStyle w:val="Reference"/>
+        <w:keepNext/>
       </w:pPr>
       <w:r>
         <w:t xml:space="preserve">Gebru, T., Morgenstern, J., Vecchione, B., Vaughan, J. W., Wallach, H., Daumé, H., III, &amp; Crawford, K. (2021). Datasheets for datasets. </w:t>
@@ -2288,6 +2299,7 @@
     <w:p>
       <w:pPr>
         <w:pStyle w:val="Reference"/>
+        <w:keepNext/>
       </w:pPr>
       <w:r>
         <w:t xml:space="preserve">Kapoor, S., &amp; Narayanan, A. (2023). Leakage and the reproducibility crisis in machine-learning-based science. </w:t>
@@ -2317,6 +2329,7 @@
     <w:p>
       <w:pPr>
         <w:pStyle w:val="Reference"/>
+        <w:keepNext/>
       </w:pPr>
       <w:r>
         <w:t xml:space="preserve">Messeri, L., &amp; Crockett, M. J. (2024). Artificial intelligence and illusions of understanding in scientific research. </w:t>
@@ -2346,6 +2359,7 @@
     <w:p>
       <w:pPr>
         <w:pStyle w:val="Reference"/>
+        <w:keepNext/>
       </w:pPr>
       <w:r>
         <w:t xml:space="preserve">Mitchell, M., Wu, S., Zaldivar, A., Barnes, P., Vasserman, L., Hutchinson, B., Spitzer, E., Raji, I. D., &amp; Gebru, T. (2019). Model Cards for Model Reporting. </w:t>
@@ -2375,6 +2389,7 @@
     <w:p>
       <w:pPr>
         <w:pStyle w:val="Reference"/>
+        <w:keepNext/>
       </w:pPr>
       <w:r>
         <w:t xml:space="preserve">Raji, I. D., Smart, A., White, R. N., Mitchell, M., Gebru, T., Hutchinson, B., Smith-Loud, J., Theron, D., &amp; Barnes, P. (2020). Closing the AI accountability gap: defining an end-to-end framework for internal algorithmic auditing. </w:t>
@@ -2404,6 +2419,7 @@
     <w:p>
       <w:pPr>
         <w:pStyle w:val="Reference"/>
+        <w:keepNext/>
       </w:pPr>
       <w:r>
         <w:t xml:space="preserve">Runeson, P., &amp; Höst, M. (2009). Guidelines for conducting and reporting case study research in software engineering. </w:t>
@@ -2433,6 +2449,7 @@
     <w:p>
       <w:pPr>
         <w:pStyle w:val="Reference"/>
+        <w:keepNext/>
       </w:pPr>
       <w:r>
         <w:t xml:space="preserve">Sandve, G. K., Nekrutenko, A., Taylor, J., &amp; Hovig, E. (2013). Ten Simple Rules for Reproducible Computational Research. </w:t>
@@ -2637,7 +2654,8 @@
     <w:basedOn w:val="Normal"/>
     <w:pPr>
       <w:ind w:left="260" w:hanging="260"/>
-      <w:spacing w:after="120"/>
+      <w:keepLines/>
+      <w:spacing w:after="80" w:line="240" w:lineRule="auto"/>
       <w:jc w:val="left"/>
     </w:pPr>
     <w:rPr>
